--- a/rapports/2026-06-06/EQ28/EQ28_sup_v2/DR_061101000061/77-90-05-95.docx
+++ b/rapports/2026-06-06/EQ28/EQ28_sup_v2/DR_061101000061/77-90-05-95.docx
@@ -297,7 +297,7 @@
           <w:color w:val="1F6FEB"/>
           <w:sz w:val="22"/>
         </w:rPr>
-        <w:t>⚠ INCOHÉRENCES À CORRIGER (101)</w:t>
+        <w:t>⚠ INCOHÉRENCES À CORRIGER (96)</w:t>
       </w:r>
     </w:p>
     <w:tbl>
@@ -1025,7 +1025,7 @@
                 <w:i w:val="0"/>
                 <w:sz w:val="17"/>
               </w:rPr>
-              <w:t>Incoherence! MARIAMA NDAO a declaré que la branche d'activité de son père est Autres services alors que le père lui-même declare comme branche Services au niveau de la section 4a.</w:t>
+              <w:t>Incoherence! La mère de DIB NDAO est trop jeune ou vielle pour avoir DIB NDAO selon l'écart d'âge (11 ans) entre lui et sa mère, prière de revoir l'âge de DIB NDAO ou de sa mère.</w:t>
             </w:r>
           </w:p>
         </w:tc>
@@ -1115,7 +1115,7 @@
                 <w:i w:val="0"/>
                 <w:sz w:val="17"/>
               </w:rPr>
-              <w:t>Incoherence! SAMBA NDAO a declaré que la branche d'activité de son père est Autres services alors que le père lui-même declare comme branche Services au niveau de la section 4a.</w:t>
+              <w:t>Incoherence! DIB NDAO a declaré que la branche d'activité de son père est Autres services alors que le père lui-même declare comme branche Services au niveau de la section 4a.</w:t>
             </w:r>
           </w:p>
         </w:tc>
@@ -1205,7 +1205,7 @@
                 <w:i w:val="0"/>
                 <w:sz w:val="17"/>
               </w:rPr>
-              <w:t>Incoherence! SELBE NDAO a declaré que la branche d'activité de son père est Autres services alors que le père lui-même declare comme branche Services au niveau de la section 4a.</w:t>
+              <w:t>Incoherence! MARIAMA NDAO a declaré que la branche d'activité de son père est Autres services alors que le père lui-même declare comme branche Services au niveau de la section 4a.</w:t>
             </w:r>
           </w:p>
         </w:tc>
@@ -1295,7 +1295,7 @@
                 <w:i w:val="0"/>
                 <w:sz w:val="17"/>
               </w:rPr>
-              <w:t>Incoherence! La mère de DIB NDAO est trop jeune ou vielle pour avoir DIB NDAO selon l'écart d'âge (11 ans) entre lui et sa mère, prière de revoir l'âge de DIB NDAO ou de sa mère.</w:t>
+              <w:t>Incoherence! SAMBA NDAO a declaré que la branche d'activité de son père est Autres services alors que le père lui-même declare comme branche Services au niveau de la section 4a.</w:t>
             </w:r>
           </w:p>
         </w:tc>
@@ -1385,7 +1385,7 @@
                 <w:i w:val="0"/>
                 <w:sz w:val="17"/>
               </w:rPr>
-              <w:t>Incoherence! DIB NDAO a declaré que la branche d'activité de son père est Autres services alors que le père lui-même declare comme branche Services au niveau de la section 4a.</w:t>
+              <w:t>Incoherence! SELBE NDAO a declaré que la branche d'activité de son père est Autres services alors que le père lui-même declare comme branche Services au niveau de la section 4a.</w:t>
             </w:r>
           </w:p>
         </w:tc>
@@ -1624,7 +1624,7 @@
                 <w:color w:val="16A34A"/>
                 <w:sz w:val="16"/>
               </w:rPr>
-              <w:t>—</w:t>
+              <w:t>s02q33, s01q00b</w:t>
             </w:r>
           </w:p>
         </w:tc>
@@ -1655,7 +1655,7 @@
                 <w:i w:val="0"/>
                 <w:sz w:val="17"/>
               </w:rPr>
-              <w:t>Incohérence!!! seulement les écoles gouvermentales paient les cotisations (Gouvernement, communauté, ONG ou organisation humanitaire).</w:t>
+              <w:t>Incoherent!!! La dernière fois que COUMBA NDAO a  fréquenté l'école est 9999.</w:t>
             </w:r>
           </w:p>
         </w:tc>
@@ -1714,7 +1714,7 @@
                 <w:color w:val="16A34A"/>
                 <w:sz w:val="16"/>
               </w:rPr>
-              <w:t>s02q33, s01q00b</w:t>
+              <w:t>s01q10, s02q30, s02q34, s01q00b</w:t>
             </w:r>
           </w:p>
         </w:tc>
@@ -1745,7 +1745,7 @@
                 <w:i w:val="0"/>
                 <w:sz w:val="17"/>
               </w:rPr>
-              <w:t>Incoherent!!! La dernière fois que COUMBA NDAO a  fréquenté l'école est 9999.</w:t>
+              <w:t>Incohérence!! Le niveau d'études le plus élevé atteint par MARIAMA NDAO est Secondaire Technique et Professionnel et le diplôme le plus elevé obtenu par MARIAMA NDAO est CEP.</w:t>
             </w:r>
           </w:p>
         </w:tc>
@@ -1804,7 +1804,7 @@
                 <w:color w:val="16A34A"/>
                 <w:sz w:val="16"/>
               </w:rPr>
-              <w:t>s01q10, s02q30, s02q34, s01q00b</w:t>
+              <w:t>—</w:t>
             </w:r>
           </w:p>
         </w:tc>
@@ -1835,7 +1835,7 @@
                 <w:i w:val="0"/>
                 <w:sz w:val="17"/>
               </w:rPr>
-              <w:t>Incohérence!! Le niveau d'études le plus élevé atteint par MARIAMA NDAO est Secondaire Technique et Professionnel et le diplôme le plus elevé obtenu par MARIAMA NDAO est CEP.</w:t>
+              <w:t>Incohérent!! Le niveau d'instruction déclaré par l'un des enfants (Secondaire 2e cycle) au niveau de la section 1 de MAMADOU NDAO diffère de celui donné par MAMADOU NDAO lui-même qui affirme ne pas avoir frequenté l'école formelle.</w:t>
             </w:r>
           </w:p>
         </w:tc>
@@ -1850,10 +1850,1270 @@
               <w:rPr>
                 <w:b/>
                 <w:i w:val="0"/>
-                <w:color w:val="DC2626"/>
-                <w:sz w:val="16"/>
-              </w:rPr>
-              <w:t>Haute</w:t>
+                <w:color w:val="EA580C"/>
+                <w:sz w:val="16"/>
+              </w:rPr>
+              <w:t>Moyenne</w:t>
+            </w:r>
+          </w:p>
+        </w:tc>
+        <w:tc>
+          <w:tcPr>
+            <w:tcW w:type="dxa" w:w="1247"/>
+          </w:tcPr>
+          <w:p>
+            <w:r>
+              <w:rPr>
+                <w:b/>
+                <w:i w:val="0"/>
+                <w:sz w:val="16"/>
+              </w:rPr>
+              <w:t>S00</w:t>
+              <w:br/>
+            </w:r>
+            <w:r>
+              <w:rPr>
+                <w:b w:val="0"/>
+                <w:i w:val="0"/>
+                <w:color w:val="64748B"/>
+                <w:sz w:val="14"/>
+              </w:rPr>
+              <w:t>Identification</w:t>
+            </w:r>
+          </w:p>
+        </w:tc>
+        <w:tc>
+          <w:tcPr>
+            <w:tcW w:type="dxa" w:w="1531"/>
+          </w:tcPr>
+          <w:p>
+            <w:r>
+              <w:rPr>
+                <w:b/>
+                <w:i w:val="0"/>
+                <w:color w:val="16A34A"/>
+                <w:sz w:val="16"/>
+              </w:rPr>
+              <w:t>—</w:t>
+            </w:r>
+          </w:p>
+        </w:tc>
+        <w:tc>
+          <w:tcPr>
+            <w:tcW w:type="dxa" w:w="1191"/>
+          </w:tcPr>
+          <w:p>
+            <w:r>
+              <w:rPr>
+                <w:b w:val="0"/>
+                <w:i w:val="0"/>
+                <w:color w:val="64748B"/>
+                <w:sz w:val="16"/>
+              </w:rPr>
+              <w:t>GT-CQ</w:t>
+            </w:r>
+          </w:p>
+        </w:tc>
+        <w:tc>
+          <w:tcPr>
+            <w:tcW w:type="dxa" w:w="4706"/>
+          </w:tcPr>
+          <w:p>
+            <w:r>
+              <w:rPr>
+                <w:b w:val="0"/>
+                <w:i w:val="0"/>
+                <w:sz w:val="17"/>
+              </w:rPr>
+              <w:t>L'adresse ou la localisation du ménage doit être bien renseignée, ne doit pas contenir des numéros de téléphone et elle semble courte pour être une adresse.</w:t>
+            </w:r>
+          </w:p>
+        </w:tc>
+      </w:tr>
+      <w:tr>
+        <w:tc>
+          <w:tcPr>
+            <w:tcW w:type="dxa" w:w="964"/>
+          </w:tcPr>
+          <w:p>
+            <w:r>
+              <w:rPr>
+                <w:b/>
+                <w:i w:val="0"/>
+                <w:color w:val="EA580C"/>
+                <w:sz w:val="16"/>
+              </w:rPr>
+              <w:t>Moyenne</w:t>
+            </w:r>
+          </w:p>
+        </w:tc>
+        <w:tc>
+          <w:tcPr>
+            <w:tcW w:type="dxa" w:w="1247"/>
+          </w:tcPr>
+          <w:p>
+            <w:r>
+              <w:rPr>
+                <w:b/>
+                <w:i w:val="0"/>
+                <w:sz w:val="16"/>
+              </w:rPr>
+              <w:t>S00</w:t>
+              <w:br/>
+            </w:r>
+            <w:r>
+              <w:rPr>
+                <w:b w:val="0"/>
+                <w:i w:val="0"/>
+                <w:color w:val="64748B"/>
+                <w:sz w:val="14"/>
+              </w:rPr>
+              <w:t>Identification</w:t>
+            </w:r>
+          </w:p>
+        </w:tc>
+        <w:tc>
+          <w:tcPr>
+            <w:tcW w:type="dxa" w:w="1531"/>
+          </w:tcPr>
+          <w:p>
+            <w:r>
+              <w:rPr>
+                <w:b/>
+                <w:i w:val="0"/>
+                <w:color w:val="16A34A"/>
+                <w:sz w:val="16"/>
+              </w:rPr>
+              <w:t>—</w:t>
+            </w:r>
+          </w:p>
+        </w:tc>
+        <w:tc>
+          <w:tcPr>
+            <w:tcW w:type="dxa" w:w="1191"/>
+          </w:tcPr>
+          <w:p>
+            <w:r>
+              <w:rPr>
+                <w:b w:val="0"/>
+                <w:i w:val="0"/>
+                <w:color w:val="64748B"/>
+                <w:sz w:val="16"/>
+              </w:rPr>
+              <w:t>GT-CQ</w:t>
+            </w:r>
+          </w:p>
+        </w:tc>
+        <w:tc>
+          <w:tcPr>
+            <w:tcW w:type="dxa" w:w="4706"/>
+          </w:tcPr>
+          <w:p>
+            <w:r>
+              <w:rPr>
+                <w:b w:val="0"/>
+                <w:i w:val="0"/>
+                <w:sz w:val="17"/>
+              </w:rPr>
+              <w:t>Prière de renseigner la bonne adresse.</w:t>
+            </w:r>
+          </w:p>
+        </w:tc>
+      </w:tr>
+      <w:tr>
+        <w:tc>
+          <w:tcPr>
+            <w:tcW w:type="dxa" w:w="964"/>
+          </w:tcPr>
+          <w:p>
+            <w:r>
+              <w:rPr>
+                <w:b/>
+                <w:i w:val="0"/>
+                <w:color w:val="EA580C"/>
+                <w:sz w:val="16"/>
+              </w:rPr>
+              <w:t>Moyenne</w:t>
+            </w:r>
+          </w:p>
+        </w:tc>
+        <w:tc>
+          <w:tcPr>
+            <w:tcW w:type="dxa" w:w="1247"/>
+          </w:tcPr>
+          <w:p>
+            <w:r>
+              <w:rPr>
+                <w:b/>
+                <w:i w:val="0"/>
+                <w:sz w:val="16"/>
+              </w:rPr>
+              <w:t>S01</w:t>
+              <w:br/>
+            </w:r>
+            <w:r>
+              <w:rPr>
+                <w:b w:val="0"/>
+                <w:i w:val="0"/>
+                <w:color w:val="64748B"/>
+                <w:sz w:val="14"/>
+              </w:rPr>
+              <w:t>Démographie</w:t>
+            </w:r>
+          </w:p>
+        </w:tc>
+        <w:tc>
+          <w:tcPr>
+            <w:tcW w:type="dxa" w:w="1531"/>
+          </w:tcPr>
+          <w:p>
+            <w:r>
+              <w:rPr>
+                <w:b/>
+                <w:i w:val="0"/>
+                <w:color w:val="16A34A"/>
+                <w:sz w:val="16"/>
+              </w:rPr>
+              <w:t>—</w:t>
+            </w:r>
+          </w:p>
+        </w:tc>
+        <w:tc>
+          <w:tcPr>
+            <w:tcW w:type="dxa" w:w="1191"/>
+          </w:tcPr>
+          <w:p>
+            <w:r>
+              <w:rPr>
+                <w:b w:val="0"/>
+                <w:i w:val="0"/>
+                <w:color w:val="64748B"/>
+                <w:sz w:val="16"/>
+              </w:rPr>
+              <w:t>GT-CQ</w:t>
+            </w:r>
+          </w:p>
+        </w:tc>
+        <w:tc>
+          <w:tcPr>
+            <w:tcW w:type="dxa" w:w="4706"/>
+          </w:tcPr>
+          <w:p>
+            <w:r>
+              <w:rPr>
+                <w:b w:val="0"/>
+                <w:i w:val="0"/>
+                <w:sz w:val="17"/>
+              </w:rPr>
+              <w:t>Prière de verifier l'information donnée par ABDOU AZIZ NDAO ou corriger au niveau de la section 1.</w:t>
+            </w:r>
+          </w:p>
+        </w:tc>
+      </w:tr>
+      <w:tr>
+        <w:tc>
+          <w:tcPr>
+            <w:tcW w:type="dxa" w:w="964"/>
+          </w:tcPr>
+          <w:p>
+            <w:r>
+              <w:rPr>
+                <w:b/>
+                <w:i w:val="0"/>
+                <w:color w:val="EA580C"/>
+                <w:sz w:val="16"/>
+              </w:rPr>
+              <w:t>Moyenne</w:t>
+            </w:r>
+          </w:p>
+        </w:tc>
+        <w:tc>
+          <w:tcPr>
+            <w:tcW w:type="dxa" w:w="1247"/>
+          </w:tcPr>
+          <w:p>
+            <w:r>
+              <w:rPr>
+                <w:b/>
+                <w:i w:val="0"/>
+                <w:sz w:val="16"/>
+              </w:rPr>
+              <w:t>S01</w:t>
+              <w:br/>
+            </w:r>
+            <w:r>
+              <w:rPr>
+                <w:b w:val="0"/>
+                <w:i w:val="0"/>
+                <w:color w:val="64748B"/>
+                <w:sz w:val="14"/>
+              </w:rPr>
+              <w:t>Démographie</w:t>
+            </w:r>
+          </w:p>
+        </w:tc>
+        <w:tc>
+          <w:tcPr>
+            <w:tcW w:type="dxa" w:w="1531"/>
+          </w:tcPr>
+          <w:p>
+            <w:r>
+              <w:rPr>
+                <w:b/>
+                <w:i w:val="0"/>
+                <w:color w:val="16A34A"/>
+                <w:sz w:val="16"/>
+              </w:rPr>
+              <w:t>—</w:t>
+            </w:r>
+          </w:p>
+        </w:tc>
+        <w:tc>
+          <w:tcPr>
+            <w:tcW w:type="dxa" w:w="1191"/>
+          </w:tcPr>
+          <w:p>
+            <w:r>
+              <w:rPr>
+                <w:b w:val="0"/>
+                <w:i w:val="0"/>
+                <w:color w:val="64748B"/>
+                <w:sz w:val="16"/>
+              </w:rPr>
+              <w:t>GT-CQ</w:t>
+            </w:r>
+          </w:p>
+        </w:tc>
+        <w:tc>
+          <w:tcPr>
+            <w:tcW w:type="dxa" w:w="4706"/>
+          </w:tcPr>
+          <w:p>
+            <w:r>
+              <w:rPr>
+                <w:b w:val="0"/>
+                <w:i w:val="0"/>
+                <w:sz w:val="17"/>
+              </w:rPr>
+              <w:t>Prière de verifier l'information donnée par ABDOU LAHAD NDAO ou corriger au niveau de la section 1.</w:t>
+            </w:r>
+          </w:p>
+        </w:tc>
+      </w:tr>
+      <w:tr>
+        <w:tc>
+          <w:tcPr>
+            <w:tcW w:type="dxa" w:w="964"/>
+          </w:tcPr>
+          <w:p>
+            <w:r>
+              <w:rPr>
+                <w:b/>
+                <w:i w:val="0"/>
+                <w:color w:val="EA580C"/>
+                <w:sz w:val="16"/>
+              </w:rPr>
+              <w:t>Moyenne</w:t>
+            </w:r>
+          </w:p>
+        </w:tc>
+        <w:tc>
+          <w:tcPr>
+            <w:tcW w:type="dxa" w:w="1247"/>
+          </w:tcPr>
+          <w:p>
+            <w:r>
+              <w:rPr>
+                <w:b/>
+                <w:i w:val="0"/>
+                <w:sz w:val="16"/>
+              </w:rPr>
+              <w:t>S01</w:t>
+              <w:br/>
+            </w:r>
+            <w:r>
+              <w:rPr>
+                <w:b w:val="0"/>
+                <w:i w:val="0"/>
+                <w:color w:val="64748B"/>
+                <w:sz w:val="14"/>
+              </w:rPr>
+              <w:t>Démographie</w:t>
+            </w:r>
+          </w:p>
+        </w:tc>
+        <w:tc>
+          <w:tcPr>
+            <w:tcW w:type="dxa" w:w="1531"/>
+          </w:tcPr>
+          <w:p>
+            <w:r>
+              <w:rPr>
+                <w:b/>
+                <w:i w:val="0"/>
+                <w:color w:val="16A34A"/>
+                <w:sz w:val="16"/>
+              </w:rPr>
+              <w:t>—</w:t>
+            </w:r>
+          </w:p>
+        </w:tc>
+        <w:tc>
+          <w:tcPr>
+            <w:tcW w:type="dxa" w:w="1191"/>
+          </w:tcPr>
+          <w:p>
+            <w:r>
+              <w:rPr>
+                <w:b w:val="0"/>
+                <w:i w:val="0"/>
+                <w:color w:val="64748B"/>
+                <w:sz w:val="16"/>
+              </w:rPr>
+              <w:t>GT-CQ</w:t>
+            </w:r>
+          </w:p>
+        </w:tc>
+        <w:tc>
+          <w:tcPr>
+            <w:tcW w:type="dxa" w:w="4706"/>
+          </w:tcPr>
+          <w:p>
+            <w:r>
+              <w:rPr>
+                <w:b w:val="0"/>
+                <w:i w:val="0"/>
+                <w:sz w:val="17"/>
+              </w:rPr>
+              <w:t>Prière de verifier l'information donnée par AWA NDAO ou corriger au niveau de la section 1.</w:t>
+            </w:r>
+          </w:p>
+        </w:tc>
+      </w:tr>
+      <w:tr>
+        <w:tc>
+          <w:tcPr>
+            <w:tcW w:type="dxa" w:w="964"/>
+          </w:tcPr>
+          <w:p>
+            <w:r>
+              <w:rPr>
+                <w:b/>
+                <w:i w:val="0"/>
+                <w:color w:val="EA580C"/>
+                <w:sz w:val="16"/>
+              </w:rPr>
+              <w:t>Moyenne</w:t>
+            </w:r>
+          </w:p>
+        </w:tc>
+        <w:tc>
+          <w:tcPr>
+            <w:tcW w:type="dxa" w:w="1247"/>
+          </w:tcPr>
+          <w:p>
+            <w:r>
+              <w:rPr>
+                <w:b/>
+                <w:i w:val="0"/>
+                <w:sz w:val="16"/>
+              </w:rPr>
+              <w:t>S01</w:t>
+              <w:br/>
+            </w:r>
+            <w:r>
+              <w:rPr>
+                <w:b w:val="0"/>
+                <w:i w:val="0"/>
+                <w:color w:val="64748B"/>
+                <w:sz w:val="14"/>
+              </w:rPr>
+              <w:t>Démographie</w:t>
+            </w:r>
+          </w:p>
+        </w:tc>
+        <w:tc>
+          <w:tcPr>
+            <w:tcW w:type="dxa" w:w="1531"/>
+          </w:tcPr>
+          <w:p>
+            <w:r>
+              <w:rPr>
+                <w:b/>
+                <w:i w:val="0"/>
+                <w:color w:val="16A34A"/>
+                <w:sz w:val="16"/>
+              </w:rPr>
+              <w:t>—</w:t>
+            </w:r>
+          </w:p>
+        </w:tc>
+        <w:tc>
+          <w:tcPr>
+            <w:tcW w:type="dxa" w:w="1191"/>
+          </w:tcPr>
+          <w:p>
+            <w:r>
+              <w:rPr>
+                <w:b w:val="0"/>
+                <w:i w:val="0"/>
+                <w:color w:val="64748B"/>
+                <w:sz w:val="16"/>
+              </w:rPr>
+              <w:t>GT-CQ</w:t>
+            </w:r>
+          </w:p>
+        </w:tc>
+        <w:tc>
+          <w:tcPr>
+            <w:tcW w:type="dxa" w:w="4706"/>
+          </w:tcPr>
+          <w:p>
+            <w:r>
+              <w:rPr>
+                <w:b w:val="0"/>
+                <w:i w:val="0"/>
+                <w:sz w:val="17"/>
+              </w:rPr>
+              <w:t>Prière de verifier l'information donnée par CHEIKHOUNA NDAO ou corriger au niveau de la section 1.</w:t>
+            </w:r>
+          </w:p>
+        </w:tc>
+      </w:tr>
+      <w:tr>
+        <w:tc>
+          <w:tcPr>
+            <w:tcW w:type="dxa" w:w="964"/>
+          </w:tcPr>
+          <w:p>
+            <w:r>
+              <w:rPr>
+                <w:b/>
+                <w:i w:val="0"/>
+                <w:color w:val="EA580C"/>
+                <w:sz w:val="16"/>
+              </w:rPr>
+              <w:t>Moyenne</w:t>
+            </w:r>
+          </w:p>
+        </w:tc>
+        <w:tc>
+          <w:tcPr>
+            <w:tcW w:type="dxa" w:w="1247"/>
+          </w:tcPr>
+          <w:p>
+            <w:r>
+              <w:rPr>
+                <w:b/>
+                <w:i w:val="0"/>
+                <w:sz w:val="16"/>
+              </w:rPr>
+              <w:t>S01</w:t>
+              <w:br/>
+            </w:r>
+            <w:r>
+              <w:rPr>
+                <w:b w:val="0"/>
+                <w:i w:val="0"/>
+                <w:color w:val="64748B"/>
+                <w:sz w:val="14"/>
+              </w:rPr>
+              <w:t>Démographie</w:t>
+            </w:r>
+          </w:p>
+        </w:tc>
+        <w:tc>
+          <w:tcPr>
+            <w:tcW w:type="dxa" w:w="1531"/>
+          </w:tcPr>
+          <w:p>
+            <w:r>
+              <w:rPr>
+                <w:b/>
+                <w:i w:val="0"/>
+                <w:color w:val="16A34A"/>
+                <w:sz w:val="16"/>
+              </w:rPr>
+              <w:t>—</w:t>
+            </w:r>
+          </w:p>
+        </w:tc>
+        <w:tc>
+          <w:tcPr>
+            <w:tcW w:type="dxa" w:w="1191"/>
+          </w:tcPr>
+          <w:p>
+            <w:r>
+              <w:rPr>
+                <w:b w:val="0"/>
+                <w:i w:val="0"/>
+                <w:color w:val="64748B"/>
+                <w:sz w:val="16"/>
+              </w:rPr>
+              <w:t>GT-CQ</w:t>
+            </w:r>
+          </w:p>
+        </w:tc>
+        <w:tc>
+          <w:tcPr>
+            <w:tcW w:type="dxa" w:w="4706"/>
+          </w:tcPr>
+          <w:p>
+            <w:r>
+              <w:rPr>
+                <w:b w:val="0"/>
+                <w:i w:val="0"/>
+                <w:sz w:val="17"/>
+              </w:rPr>
+              <w:t>Prière de verifier l'information donnée par COUMBA NDAO ou corriger au niveau de la section 1.</w:t>
+            </w:r>
+          </w:p>
+        </w:tc>
+      </w:tr>
+      <w:tr>
+        <w:tc>
+          <w:tcPr>
+            <w:tcW w:type="dxa" w:w="964"/>
+          </w:tcPr>
+          <w:p>
+            <w:r>
+              <w:rPr>
+                <w:b/>
+                <w:i w:val="0"/>
+                <w:color w:val="EA580C"/>
+                <w:sz w:val="16"/>
+              </w:rPr>
+              <w:t>Moyenne</w:t>
+            </w:r>
+          </w:p>
+        </w:tc>
+        <w:tc>
+          <w:tcPr>
+            <w:tcW w:type="dxa" w:w="1247"/>
+          </w:tcPr>
+          <w:p>
+            <w:r>
+              <w:rPr>
+                <w:b/>
+                <w:i w:val="0"/>
+                <w:sz w:val="16"/>
+              </w:rPr>
+              <w:t>S01</w:t>
+              <w:br/>
+            </w:r>
+            <w:r>
+              <w:rPr>
+                <w:b w:val="0"/>
+                <w:i w:val="0"/>
+                <w:color w:val="64748B"/>
+                <w:sz w:val="14"/>
+              </w:rPr>
+              <w:t>Démographie</w:t>
+            </w:r>
+          </w:p>
+        </w:tc>
+        <w:tc>
+          <w:tcPr>
+            <w:tcW w:type="dxa" w:w="1531"/>
+          </w:tcPr>
+          <w:p>
+            <w:r>
+              <w:rPr>
+                <w:b/>
+                <w:i w:val="0"/>
+                <w:color w:val="16A34A"/>
+                <w:sz w:val="16"/>
+              </w:rPr>
+              <w:t>—</w:t>
+            </w:r>
+          </w:p>
+        </w:tc>
+        <w:tc>
+          <w:tcPr>
+            <w:tcW w:type="dxa" w:w="1191"/>
+          </w:tcPr>
+          <w:p>
+            <w:r>
+              <w:rPr>
+                <w:b w:val="0"/>
+                <w:i w:val="0"/>
+                <w:color w:val="64748B"/>
+                <w:sz w:val="16"/>
+              </w:rPr>
+              <w:t>GT-CQ</w:t>
+            </w:r>
+          </w:p>
+        </w:tc>
+        <w:tc>
+          <w:tcPr>
+            <w:tcW w:type="dxa" w:w="4706"/>
+          </w:tcPr>
+          <w:p>
+            <w:r>
+              <w:rPr>
+                <w:b w:val="0"/>
+                <w:i w:val="0"/>
+                <w:sz w:val="17"/>
+              </w:rPr>
+              <w:t>Prière de verifier l'information donnée par ISMAILA NDAO ou corriger au niveau de la section 1.</w:t>
+            </w:r>
+          </w:p>
+        </w:tc>
+      </w:tr>
+      <w:tr>
+        <w:tc>
+          <w:tcPr>
+            <w:tcW w:type="dxa" w:w="964"/>
+          </w:tcPr>
+          <w:p>
+            <w:r>
+              <w:rPr>
+                <w:b/>
+                <w:i w:val="0"/>
+                <w:color w:val="EA580C"/>
+                <w:sz w:val="16"/>
+              </w:rPr>
+              <w:t>Moyenne</w:t>
+            </w:r>
+          </w:p>
+        </w:tc>
+        <w:tc>
+          <w:tcPr>
+            <w:tcW w:type="dxa" w:w="1247"/>
+          </w:tcPr>
+          <w:p>
+            <w:r>
+              <w:rPr>
+                <w:b/>
+                <w:i w:val="0"/>
+                <w:sz w:val="16"/>
+              </w:rPr>
+              <w:t>S01</w:t>
+              <w:br/>
+            </w:r>
+            <w:r>
+              <w:rPr>
+                <w:b w:val="0"/>
+                <w:i w:val="0"/>
+                <w:color w:val="64748B"/>
+                <w:sz w:val="14"/>
+              </w:rPr>
+              <w:t>Démographie</w:t>
+            </w:r>
+          </w:p>
+        </w:tc>
+        <w:tc>
+          <w:tcPr>
+            <w:tcW w:type="dxa" w:w="1531"/>
+          </w:tcPr>
+          <w:p>
+            <w:r>
+              <w:rPr>
+                <w:b/>
+                <w:i w:val="0"/>
+                <w:color w:val="16A34A"/>
+                <w:sz w:val="16"/>
+              </w:rPr>
+              <w:t>—</w:t>
+            </w:r>
+          </w:p>
+        </w:tc>
+        <w:tc>
+          <w:tcPr>
+            <w:tcW w:type="dxa" w:w="1191"/>
+          </w:tcPr>
+          <w:p>
+            <w:r>
+              <w:rPr>
+                <w:b w:val="0"/>
+                <w:i w:val="0"/>
+                <w:color w:val="64748B"/>
+                <w:sz w:val="16"/>
+              </w:rPr>
+              <w:t>GT-CQ</w:t>
+            </w:r>
+          </w:p>
+        </w:tc>
+        <w:tc>
+          <w:tcPr>
+            <w:tcW w:type="dxa" w:w="4706"/>
+          </w:tcPr>
+          <w:p>
+            <w:r>
+              <w:rPr>
+                <w:b w:val="0"/>
+                <w:i w:val="0"/>
+                <w:sz w:val="17"/>
+              </w:rPr>
+              <w:t>Dans le cas contraire rassurez vous que c'est bien son fils/fille biologique.</w:t>
+            </w:r>
+          </w:p>
+        </w:tc>
+      </w:tr>
+      <w:tr>
+        <w:tc>
+          <w:tcPr>
+            <w:tcW w:type="dxa" w:w="964"/>
+          </w:tcPr>
+          <w:p>
+            <w:r>
+              <w:rPr>
+                <w:b/>
+                <w:i w:val="0"/>
+                <w:color w:val="EA580C"/>
+                <w:sz w:val="16"/>
+              </w:rPr>
+              <w:t>Moyenne</w:t>
+            </w:r>
+          </w:p>
+        </w:tc>
+        <w:tc>
+          <w:tcPr>
+            <w:tcW w:type="dxa" w:w="1247"/>
+          </w:tcPr>
+          <w:p>
+            <w:r>
+              <w:rPr>
+                <w:b/>
+                <w:i w:val="0"/>
+                <w:sz w:val="16"/>
+              </w:rPr>
+              <w:t>S01</w:t>
+              <w:br/>
+            </w:r>
+            <w:r>
+              <w:rPr>
+                <w:b w:val="0"/>
+                <w:i w:val="0"/>
+                <w:color w:val="64748B"/>
+                <w:sz w:val="14"/>
+              </w:rPr>
+              <w:t>Démographie</w:t>
+            </w:r>
+          </w:p>
+        </w:tc>
+        <w:tc>
+          <w:tcPr>
+            <w:tcW w:type="dxa" w:w="1531"/>
+          </w:tcPr>
+          <w:p>
+            <w:r>
+              <w:rPr>
+                <w:b/>
+                <w:i w:val="0"/>
+                <w:color w:val="16A34A"/>
+                <w:sz w:val="16"/>
+              </w:rPr>
+              <w:t>—</w:t>
+            </w:r>
+          </w:p>
+        </w:tc>
+        <w:tc>
+          <w:tcPr>
+            <w:tcW w:type="dxa" w:w="1191"/>
+          </w:tcPr>
+          <w:p>
+            <w:r>
+              <w:rPr>
+                <w:b w:val="0"/>
+                <w:i w:val="0"/>
+                <w:color w:val="64748B"/>
+                <w:sz w:val="16"/>
+              </w:rPr>
+              <w:t>GT-CQ</w:t>
+            </w:r>
+          </w:p>
+        </w:tc>
+        <w:tc>
+          <w:tcPr>
+            <w:tcW w:type="dxa" w:w="4706"/>
+          </w:tcPr>
+          <w:p>
+            <w:r>
+              <w:rPr>
+                <w:b w:val="0"/>
+                <w:i w:val="0"/>
+                <w:sz w:val="17"/>
+              </w:rPr>
+              <w:t>Prière de verifier l'information donnée par DIB NDAO ou corriger au niveau de la section 1.</w:t>
+            </w:r>
+          </w:p>
+        </w:tc>
+      </w:tr>
+      <w:tr>
+        <w:tc>
+          <w:tcPr>
+            <w:tcW w:type="dxa" w:w="964"/>
+          </w:tcPr>
+          <w:p>
+            <w:r>
+              <w:rPr>
+                <w:b/>
+                <w:i w:val="0"/>
+                <w:color w:val="EA580C"/>
+                <w:sz w:val="16"/>
+              </w:rPr>
+              <w:t>Moyenne</w:t>
+            </w:r>
+          </w:p>
+        </w:tc>
+        <w:tc>
+          <w:tcPr>
+            <w:tcW w:type="dxa" w:w="1247"/>
+          </w:tcPr>
+          <w:p>
+            <w:r>
+              <w:rPr>
+                <w:b/>
+                <w:i w:val="0"/>
+                <w:sz w:val="16"/>
+              </w:rPr>
+              <w:t>S01</w:t>
+              <w:br/>
+            </w:r>
+            <w:r>
+              <w:rPr>
+                <w:b w:val="0"/>
+                <w:i w:val="0"/>
+                <w:color w:val="64748B"/>
+                <w:sz w:val="14"/>
+              </w:rPr>
+              <w:t>Démographie</w:t>
+            </w:r>
+          </w:p>
+        </w:tc>
+        <w:tc>
+          <w:tcPr>
+            <w:tcW w:type="dxa" w:w="1531"/>
+          </w:tcPr>
+          <w:p>
+            <w:r>
+              <w:rPr>
+                <w:b/>
+                <w:i w:val="0"/>
+                <w:color w:val="16A34A"/>
+                <w:sz w:val="16"/>
+              </w:rPr>
+              <w:t>—</w:t>
+            </w:r>
+          </w:p>
+        </w:tc>
+        <w:tc>
+          <w:tcPr>
+            <w:tcW w:type="dxa" w:w="1191"/>
+          </w:tcPr>
+          <w:p>
+            <w:r>
+              <w:rPr>
+                <w:b w:val="0"/>
+                <w:i w:val="0"/>
+                <w:color w:val="64748B"/>
+                <w:sz w:val="16"/>
+              </w:rPr>
+              <w:t>GT-CQ</w:t>
+            </w:r>
+          </w:p>
+        </w:tc>
+        <w:tc>
+          <w:tcPr>
+            <w:tcW w:type="dxa" w:w="4706"/>
+          </w:tcPr>
+          <w:p>
+            <w:r>
+              <w:rPr>
+                <w:b w:val="0"/>
+                <w:i w:val="0"/>
+                <w:sz w:val="17"/>
+              </w:rPr>
+              <w:t>Prière de verifier l'information donnée par MARIAMA NDAO ou corriger au niveau de la section 1.</w:t>
+            </w:r>
+          </w:p>
+        </w:tc>
+      </w:tr>
+      <w:tr>
+        <w:tc>
+          <w:tcPr>
+            <w:tcW w:type="dxa" w:w="964"/>
+          </w:tcPr>
+          <w:p>
+            <w:r>
+              <w:rPr>
+                <w:b/>
+                <w:i w:val="0"/>
+                <w:color w:val="EA580C"/>
+                <w:sz w:val="16"/>
+              </w:rPr>
+              <w:t>Moyenne</w:t>
+            </w:r>
+          </w:p>
+        </w:tc>
+        <w:tc>
+          <w:tcPr>
+            <w:tcW w:type="dxa" w:w="1247"/>
+          </w:tcPr>
+          <w:p>
+            <w:r>
+              <w:rPr>
+                <w:b/>
+                <w:i w:val="0"/>
+                <w:sz w:val="16"/>
+              </w:rPr>
+              <w:t>S01</w:t>
+              <w:br/>
+            </w:r>
+            <w:r>
+              <w:rPr>
+                <w:b w:val="0"/>
+                <w:i w:val="0"/>
+                <w:color w:val="64748B"/>
+                <w:sz w:val="14"/>
+              </w:rPr>
+              <w:t>Démographie</w:t>
+            </w:r>
+          </w:p>
+        </w:tc>
+        <w:tc>
+          <w:tcPr>
+            <w:tcW w:type="dxa" w:w="1531"/>
+          </w:tcPr>
+          <w:p>
+            <w:r>
+              <w:rPr>
+                <w:b/>
+                <w:i w:val="0"/>
+                <w:color w:val="16A34A"/>
+                <w:sz w:val="16"/>
+              </w:rPr>
+              <w:t>—</w:t>
+            </w:r>
+          </w:p>
+        </w:tc>
+        <w:tc>
+          <w:tcPr>
+            <w:tcW w:type="dxa" w:w="1191"/>
+          </w:tcPr>
+          <w:p>
+            <w:r>
+              <w:rPr>
+                <w:b w:val="0"/>
+                <w:i w:val="0"/>
+                <w:color w:val="64748B"/>
+                <w:sz w:val="16"/>
+              </w:rPr>
+              <w:t>GT-CQ</w:t>
+            </w:r>
+          </w:p>
+        </w:tc>
+        <w:tc>
+          <w:tcPr>
+            <w:tcW w:type="dxa" w:w="4706"/>
+          </w:tcPr>
+          <w:p>
+            <w:r>
+              <w:rPr>
+                <w:b w:val="0"/>
+                <w:i w:val="0"/>
+                <w:sz w:val="17"/>
+              </w:rPr>
+              <w:t>Prière de verifier l'information donnée par SAMBA NDAO ou corriger au niveau de la section 1.</w:t>
+            </w:r>
+          </w:p>
+        </w:tc>
+      </w:tr>
+      <w:tr>
+        <w:tc>
+          <w:tcPr>
+            <w:tcW w:type="dxa" w:w="964"/>
+          </w:tcPr>
+          <w:p>
+            <w:r>
+              <w:rPr>
+                <w:b/>
+                <w:i w:val="0"/>
+                <w:color w:val="EA580C"/>
+                <w:sz w:val="16"/>
+              </w:rPr>
+              <w:t>Moyenne</w:t>
+            </w:r>
+          </w:p>
+        </w:tc>
+        <w:tc>
+          <w:tcPr>
+            <w:tcW w:type="dxa" w:w="1247"/>
+          </w:tcPr>
+          <w:p>
+            <w:r>
+              <w:rPr>
+                <w:b/>
+                <w:i w:val="0"/>
+                <w:sz w:val="16"/>
+              </w:rPr>
+              <w:t>S01</w:t>
+              <w:br/>
+            </w:r>
+            <w:r>
+              <w:rPr>
+                <w:b w:val="0"/>
+                <w:i w:val="0"/>
+                <w:color w:val="64748B"/>
+                <w:sz w:val="14"/>
+              </w:rPr>
+              <w:t>Démographie</w:t>
+            </w:r>
+          </w:p>
+        </w:tc>
+        <w:tc>
+          <w:tcPr>
+            <w:tcW w:type="dxa" w:w="1531"/>
+          </w:tcPr>
+          <w:p>
+            <w:r>
+              <w:rPr>
+                <w:b/>
+                <w:i w:val="0"/>
+                <w:color w:val="16A34A"/>
+                <w:sz w:val="16"/>
+              </w:rPr>
+              <w:t>—</w:t>
+            </w:r>
+          </w:p>
+        </w:tc>
+        <w:tc>
+          <w:tcPr>
+            <w:tcW w:type="dxa" w:w="1191"/>
+          </w:tcPr>
+          <w:p>
+            <w:r>
+              <w:rPr>
+                <w:b w:val="0"/>
+                <w:i w:val="0"/>
+                <w:color w:val="64748B"/>
+                <w:sz w:val="16"/>
+              </w:rPr>
+              <w:t>GT-CQ</w:t>
+            </w:r>
+          </w:p>
+        </w:tc>
+        <w:tc>
+          <w:tcPr>
+            <w:tcW w:type="dxa" w:w="4706"/>
+          </w:tcPr>
+          <w:p>
+            <w:r>
+              <w:rPr>
+                <w:b w:val="0"/>
+                <w:i w:val="0"/>
+                <w:sz w:val="17"/>
+              </w:rPr>
+              <w:t>Prière de verifier l'information donnée par SELBE NDAO ou corriger au niveau de la section 1.</w:t>
+            </w:r>
+          </w:p>
+        </w:tc>
+      </w:tr>
+      <w:tr>
+        <w:tc>
+          <w:tcPr>
+            <w:tcW w:type="dxa" w:w="964"/>
+          </w:tcPr>
+          <w:p>
+            <w:r>
+              <w:rPr>
+                <w:b/>
+                <w:i w:val="0"/>
+                <w:color w:val="EA580C"/>
+                <w:sz w:val="16"/>
+              </w:rPr>
+              <w:t>Moyenne</w:t>
+            </w:r>
+          </w:p>
+        </w:tc>
+        <w:tc>
+          <w:tcPr>
+            <w:tcW w:type="dxa" w:w="1247"/>
+          </w:tcPr>
+          <w:p>
+            <w:r>
+              <w:rPr>
+                <w:b/>
+                <w:i w:val="0"/>
+                <w:sz w:val="16"/>
+              </w:rPr>
+              <w:t>S01</w:t>
+              <w:br/>
+            </w:r>
+            <w:r>
+              <w:rPr>
+                <w:b w:val="0"/>
+                <w:i w:val="0"/>
+                <w:color w:val="64748B"/>
+                <w:sz w:val="14"/>
+              </w:rPr>
+              <w:t>Démographie</w:t>
+            </w:r>
+          </w:p>
+        </w:tc>
+        <w:tc>
+          <w:tcPr>
+            <w:tcW w:type="dxa" w:w="1531"/>
+          </w:tcPr>
+          <w:p>
+            <w:r>
+              <w:rPr>
+                <w:b/>
+                <w:i w:val="0"/>
+                <w:color w:val="16A34A"/>
+                <w:sz w:val="16"/>
+              </w:rPr>
+              <w:t>s01q10_1</w:t>
+            </w:r>
+          </w:p>
+        </w:tc>
+        <w:tc>
+          <w:tcPr>
+            <w:tcW w:type="dxa" w:w="1191"/>
+          </w:tcPr>
+          <w:p>
+            <w:r>
+              <w:rPr>
+                <w:b w:val="0"/>
+                <w:i w:val="0"/>
+                <w:color w:val="64748B"/>
+                <w:sz w:val="16"/>
+              </w:rPr>
+              <w:t>GT-CQ</w:t>
+            </w:r>
+          </w:p>
+        </w:tc>
+        <w:tc>
+          <w:tcPr>
+            <w:tcW w:type="dxa" w:w="4706"/>
+          </w:tcPr>
+          <w:p>
+            <w:r>
+              <w:rPr>
+                <w:b w:val="0"/>
+                <w:i w:val="0"/>
+                <w:sz w:val="17"/>
+              </w:rPr>
+              <w:t>La taille du ménage lors de l'enquête principale (17) de ce ménage est inférieur à la taille du denombrement (18), prière de fournir des explications concrètes ou aller revisiter le ménage.</w:t>
+            </w:r>
+          </w:p>
+        </w:tc>
+      </w:tr>
+      <w:tr>
+        <w:tc>
+          <w:tcPr>
+            <w:tcW w:type="dxa" w:w="964"/>
+          </w:tcPr>
+          <w:p>
+            <w:r>
+              <w:rPr>
+                <w:b/>
+                <w:i w:val="0"/>
+                <w:color w:val="EA580C"/>
+                <w:sz w:val="16"/>
+              </w:rPr>
+              <w:t>Moyenne</w:t>
             </w:r>
           </w:p>
         </w:tc>
@@ -1925,7 +3185,7 @@
                 <w:i w:val="0"/>
                 <w:sz w:val="17"/>
               </w:rPr>
-              <w:t>Incohérent!! Le niveau d'instruction déclaré par l'un des enfants (Secondaire 2e cycle) au niveau de la section 1 de MAMADOU NDAO diffère de celui donné par MAMADOU NDAO lui-même qui affirme ne pas avoir frequenté l'école formelle.</w:t>
+              <w:t>Attention!!! le montant payé pour les frais de scolarité ( 5000 FCFA) de COUMBA NDAO 2  qui fréquente 1ére année de Secondaire 1 (Moyen) Général semble faible.</w:t>
             </w:r>
           </w:p>
         </w:tc>
@@ -1958,7 +3218,7 @@
                 <w:i w:val="0"/>
                 <w:sz w:val="16"/>
               </w:rPr>
-              <w:t>S00</w:t>
+              <w:t>S02</w:t>
               <w:br/>
             </w:r>
             <w:r>
@@ -1968,7 +3228,7 @@
                 <w:color w:val="64748B"/>
                 <w:sz w:val="14"/>
               </w:rPr>
-              <w:t>Identification</w:t>
+              <w:t>Éducation</w:t>
             </w:r>
           </w:p>
         </w:tc>
@@ -2015,7 +3275,7 @@
                 <w:i w:val="0"/>
                 <w:sz w:val="17"/>
               </w:rPr>
-              <w:t>L'adresse ou la localisation du ménage doit être bien renseignée, ne doit pas contenir des numéros de téléphone et elle semble courte pour être une adresse.</w:t>
+              <w:t>Veuillez verifier cette information auprès de l'enquêté ou confirmer avec le QG.</w:t>
             </w:r>
           </w:p>
         </w:tc>
@@ -2048,7 +3308,7 @@
                 <w:i w:val="0"/>
                 <w:sz w:val="16"/>
               </w:rPr>
-              <w:t>S00</w:t>
+              <w:t>S02</w:t>
               <w:br/>
             </w:r>
             <w:r>
@@ -2058,7 +3318,7 @@
                 <w:color w:val="64748B"/>
                 <w:sz w:val="14"/>
               </w:rPr>
-              <w:t>Identification</w:t>
+              <w:t>Éducation</w:t>
             </w:r>
           </w:p>
         </w:tc>
@@ -2074,7 +3334,7 @@
                 <w:color w:val="16A34A"/>
                 <w:sz w:val="16"/>
               </w:rPr>
-              <w:t>—</w:t>
+              <w:t>s01q63, s00q04, s02q25, s01q00b, s02q17_2, s02q15_2</w:t>
             </w:r>
           </w:p>
         </w:tc>
@@ -2105,1717 +3365,7 @@
                 <w:i w:val="0"/>
                 <w:sz w:val="17"/>
               </w:rPr>
-              <w:t>Prière de renseigner la bonne adresse.</w:t>
-            </w:r>
-          </w:p>
-        </w:tc>
-      </w:tr>
-      <w:tr>
-        <w:tc>
-          <w:tcPr>
-            <w:tcW w:type="dxa" w:w="964"/>
-          </w:tcPr>
-          <w:p>
-            <w:r>
-              <w:rPr>
-                <w:b/>
-                <w:i w:val="0"/>
-                <w:color w:val="EA580C"/>
-                <w:sz w:val="16"/>
-              </w:rPr>
-              <w:t>Moyenne</w:t>
-            </w:r>
-          </w:p>
-        </w:tc>
-        <w:tc>
-          <w:tcPr>
-            <w:tcW w:type="dxa" w:w="1247"/>
-          </w:tcPr>
-          <w:p>
-            <w:r>
-              <w:rPr>
-                <w:b/>
-                <w:i w:val="0"/>
-                <w:sz w:val="16"/>
-              </w:rPr>
-              <w:t>S01</w:t>
-              <w:br/>
-            </w:r>
-            <w:r>
-              <w:rPr>
-                <w:b w:val="0"/>
-                <w:i w:val="0"/>
-                <w:color w:val="64748B"/>
-                <w:sz w:val="14"/>
-              </w:rPr>
-              <w:t>Démographie</w:t>
-            </w:r>
-          </w:p>
-        </w:tc>
-        <w:tc>
-          <w:tcPr>
-            <w:tcW w:type="dxa" w:w="1531"/>
-          </w:tcPr>
-          <w:p>
-            <w:r>
-              <w:rPr>
-                <w:b/>
-                <w:i w:val="0"/>
-                <w:color w:val="16A34A"/>
-                <w:sz w:val="16"/>
-              </w:rPr>
-              <w:t>—</w:t>
-            </w:r>
-          </w:p>
-        </w:tc>
-        <w:tc>
-          <w:tcPr>
-            <w:tcW w:type="dxa" w:w="1191"/>
-          </w:tcPr>
-          <w:p>
-            <w:r>
-              <w:rPr>
-                <w:b w:val="0"/>
-                <w:i w:val="0"/>
-                <w:color w:val="64748B"/>
-                <w:sz w:val="16"/>
-              </w:rPr>
-              <w:t>GT-CQ</w:t>
-            </w:r>
-          </w:p>
-        </w:tc>
-        <w:tc>
-          <w:tcPr>
-            <w:tcW w:type="dxa" w:w="4706"/>
-          </w:tcPr>
-          <w:p>
-            <w:r>
-              <w:rPr>
-                <w:b w:val="0"/>
-                <w:i w:val="0"/>
-                <w:sz w:val="17"/>
-              </w:rPr>
-              <w:t>Prière de verifier l'information donnée par ABDOU AZIZ NDAO ou corriger au niveau de la section 1.</w:t>
-            </w:r>
-          </w:p>
-        </w:tc>
-      </w:tr>
-      <w:tr>
-        <w:tc>
-          <w:tcPr>
-            <w:tcW w:type="dxa" w:w="964"/>
-          </w:tcPr>
-          <w:p>
-            <w:r>
-              <w:rPr>
-                <w:b/>
-                <w:i w:val="0"/>
-                <w:color w:val="EA580C"/>
-                <w:sz w:val="16"/>
-              </w:rPr>
-              <w:t>Moyenne</w:t>
-            </w:r>
-          </w:p>
-        </w:tc>
-        <w:tc>
-          <w:tcPr>
-            <w:tcW w:type="dxa" w:w="1247"/>
-          </w:tcPr>
-          <w:p>
-            <w:r>
-              <w:rPr>
-                <w:b/>
-                <w:i w:val="0"/>
-                <w:sz w:val="16"/>
-              </w:rPr>
-              <w:t>S01</w:t>
-              <w:br/>
-            </w:r>
-            <w:r>
-              <w:rPr>
-                <w:b w:val="0"/>
-                <w:i w:val="0"/>
-                <w:color w:val="64748B"/>
-                <w:sz w:val="14"/>
-              </w:rPr>
-              <w:t>Démographie</w:t>
-            </w:r>
-          </w:p>
-        </w:tc>
-        <w:tc>
-          <w:tcPr>
-            <w:tcW w:type="dxa" w:w="1531"/>
-          </w:tcPr>
-          <w:p>
-            <w:r>
-              <w:rPr>
-                <w:b/>
-                <w:i w:val="0"/>
-                <w:color w:val="16A34A"/>
-                <w:sz w:val="16"/>
-              </w:rPr>
-              <w:t>—</w:t>
-            </w:r>
-          </w:p>
-        </w:tc>
-        <w:tc>
-          <w:tcPr>
-            <w:tcW w:type="dxa" w:w="1191"/>
-          </w:tcPr>
-          <w:p>
-            <w:r>
-              <w:rPr>
-                <w:b w:val="0"/>
-                <w:i w:val="0"/>
-                <w:color w:val="64748B"/>
-                <w:sz w:val="16"/>
-              </w:rPr>
-              <w:t>GT-CQ</w:t>
-            </w:r>
-          </w:p>
-        </w:tc>
-        <w:tc>
-          <w:tcPr>
-            <w:tcW w:type="dxa" w:w="4706"/>
-          </w:tcPr>
-          <w:p>
-            <w:r>
-              <w:rPr>
-                <w:b w:val="0"/>
-                <w:i w:val="0"/>
-                <w:sz w:val="17"/>
-              </w:rPr>
-              <w:t>Prière de verifier l'information donnée par ABDOU LAHAD NDAO ou corriger au niveau de la section 1.</w:t>
-            </w:r>
-          </w:p>
-        </w:tc>
-      </w:tr>
-      <w:tr>
-        <w:tc>
-          <w:tcPr>
-            <w:tcW w:type="dxa" w:w="964"/>
-          </w:tcPr>
-          <w:p>
-            <w:r>
-              <w:rPr>
-                <w:b/>
-                <w:i w:val="0"/>
-                <w:color w:val="EA580C"/>
-                <w:sz w:val="16"/>
-              </w:rPr>
-              <w:t>Moyenne</w:t>
-            </w:r>
-          </w:p>
-        </w:tc>
-        <w:tc>
-          <w:tcPr>
-            <w:tcW w:type="dxa" w:w="1247"/>
-          </w:tcPr>
-          <w:p>
-            <w:r>
-              <w:rPr>
-                <w:b/>
-                <w:i w:val="0"/>
-                <w:sz w:val="16"/>
-              </w:rPr>
-              <w:t>S01</w:t>
-              <w:br/>
-            </w:r>
-            <w:r>
-              <w:rPr>
-                <w:b w:val="0"/>
-                <w:i w:val="0"/>
-                <w:color w:val="64748B"/>
-                <w:sz w:val="14"/>
-              </w:rPr>
-              <w:t>Démographie</w:t>
-            </w:r>
-          </w:p>
-        </w:tc>
-        <w:tc>
-          <w:tcPr>
-            <w:tcW w:type="dxa" w:w="1531"/>
-          </w:tcPr>
-          <w:p>
-            <w:r>
-              <w:rPr>
-                <w:b/>
-                <w:i w:val="0"/>
-                <w:color w:val="16A34A"/>
-                <w:sz w:val="16"/>
-              </w:rPr>
-              <w:t>—</w:t>
-            </w:r>
-          </w:p>
-        </w:tc>
-        <w:tc>
-          <w:tcPr>
-            <w:tcW w:type="dxa" w:w="1191"/>
-          </w:tcPr>
-          <w:p>
-            <w:r>
-              <w:rPr>
-                <w:b w:val="0"/>
-                <w:i w:val="0"/>
-                <w:color w:val="64748B"/>
-                <w:sz w:val="16"/>
-              </w:rPr>
-              <w:t>GT-CQ</w:t>
-            </w:r>
-          </w:p>
-        </w:tc>
-        <w:tc>
-          <w:tcPr>
-            <w:tcW w:type="dxa" w:w="4706"/>
-          </w:tcPr>
-          <w:p>
-            <w:r>
-              <w:rPr>
-                <w:b w:val="0"/>
-                <w:i w:val="0"/>
-                <w:sz w:val="17"/>
-              </w:rPr>
-              <w:t>Prière de verifier l'information donnée par AWA NDAO ou corriger au niveau de la section 1.</w:t>
-            </w:r>
-          </w:p>
-        </w:tc>
-      </w:tr>
-      <w:tr>
-        <w:tc>
-          <w:tcPr>
-            <w:tcW w:type="dxa" w:w="964"/>
-          </w:tcPr>
-          <w:p>
-            <w:r>
-              <w:rPr>
-                <w:b/>
-                <w:i w:val="0"/>
-                <w:color w:val="EA580C"/>
-                <w:sz w:val="16"/>
-              </w:rPr>
-              <w:t>Moyenne</w:t>
-            </w:r>
-          </w:p>
-        </w:tc>
-        <w:tc>
-          <w:tcPr>
-            <w:tcW w:type="dxa" w:w="1247"/>
-          </w:tcPr>
-          <w:p>
-            <w:r>
-              <w:rPr>
-                <w:b/>
-                <w:i w:val="0"/>
-                <w:sz w:val="16"/>
-              </w:rPr>
-              <w:t>S01</w:t>
-              <w:br/>
-            </w:r>
-            <w:r>
-              <w:rPr>
-                <w:b w:val="0"/>
-                <w:i w:val="0"/>
-                <w:color w:val="64748B"/>
-                <w:sz w:val="14"/>
-              </w:rPr>
-              <w:t>Démographie</w:t>
-            </w:r>
-          </w:p>
-        </w:tc>
-        <w:tc>
-          <w:tcPr>
-            <w:tcW w:type="dxa" w:w="1531"/>
-          </w:tcPr>
-          <w:p>
-            <w:r>
-              <w:rPr>
-                <w:b/>
-                <w:i w:val="0"/>
-                <w:color w:val="16A34A"/>
-                <w:sz w:val="16"/>
-              </w:rPr>
-              <w:t>—</w:t>
-            </w:r>
-          </w:p>
-        </w:tc>
-        <w:tc>
-          <w:tcPr>
-            <w:tcW w:type="dxa" w:w="1191"/>
-          </w:tcPr>
-          <w:p>
-            <w:r>
-              <w:rPr>
-                <w:b w:val="0"/>
-                <w:i w:val="0"/>
-                <w:color w:val="64748B"/>
-                <w:sz w:val="16"/>
-              </w:rPr>
-              <w:t>GT-CQ</w:t>
-            </w:r>
-          </w:p>
-        </w:tc>
-        <w:tc>
-          <w:tcPr>
-            <w:tcW w:type="dxa" w:w="4706"/>
-          </w:tcPr>
-          <w:p>
-            <w:r>
-              <w:rPr>
-                <w:b w:val="0"/>
-                <w:i w:val="0"/>
-                <w:sz w:val="17"/>
-              </w:rPr>
-              <w:t>Prière de verifier l'information donnée par CHEIKHOUNA NDAO ou corriger au niveau de la section 1.</w:t>
-            </w:r>
-          </w:p>
-        </w:tc>
-      </w:tr>
-      <w:tr>
-        <w:tc>
-          <w:tcPr>
-            <w:tcW w:type="dxa" w:w="964"/>
-          </w:tcPr>
-          <w:p>
-            <w:r>
-              <w:rPr>
-                <w:b/>
-                <w:i w:val="0"/>
-                <w:color w:val="EA580C"/>
-                <w:sz w:val="16"/>
-              </w:rPr>
-              <w:t>Moyenne</w:t>
-            </w:r>
-          </w:p>
-        </w:tc>
-        <w:tc>
-          <w:tcPr>
-            <w:tcW w:type="dxa" w:w="1247"/>
-          </w:tcPr>
-          <w:p>
-            <w:r>
-              <w:rPr>
-                <w:b/>
-                <w:i w:val="0"/>
-                <w:sz w:val="16"/>
-              </w:rPr>
-              <w:t>S01</w:t>
-              <w:br/>
-            </w:r>
-            <w:r>
-              <w:rPr>
-                <w:b w:val="0"/>
-                <w:i w:val="0"/>
-                <w:color w:val="64748B"/>
-                <w:sz w:val="14"/>
-              </w:rPr>
-              <w:t>Démographie</w:t>
-            </w:r>
-          </w:p>
-        </w:tc>
-        <w:tc>
-          <w:tcPr>
-            <w:tcW w:type="dxa" w:w="1531"/>
-          </w:tcPr>
-          <w:p>
-            <w:r>
-              <w:rPr>
-                <w:b/>
-                <w:i w:val="0"/>
-                <w:color w:val="16A34A"/>
-                <w:sz w:val="16"/>
-              </w:rPr>
-              <w:t>—</w:t>
-            </w:r>
-          </w:p>
-        </w:tc>
-        <w:tc>
-          <w:tcPr>
-            <w:tcW w:type="dxa" w:w="1191"/>
-          </w:tcPr>
-          <w:p>
-            <w:r>
-              <w:rPr>
-                <w:b w:val="0"/>
-                <w:i w:val="0"/>
-                <w:color w:val="64748B"/>
-                <w:sz w:val="16"/>
-              </w:rPr>
-              <w:t>GT-CQ</w:t>
-            </w:r>
-          </w:p>
-        </w:tc>
-        <w:tc>
-          <w:tcPr>
-            <w:tcW w:type="dxa" w:w="4706"/>
-          </w:tcPr>
-          <w:p>
-            <w:r>
-              <w:rPr>
-                <w:b w:val="0"/>
-                <w:i w:val="0"/>
-                <w:sz w:val="17"/>
-              </w:rPr>
-              <w:t>Prière de verifier l'information donnée par COUMBA NDAO ou corriger au niveau de la section 1.</w:t>
-            </w:r>
-          </w:p>
-        </w:tc>
-      </w:tr>
-      <w:tr>
-        <w:tc>
-          <w:tcPr>
-            <w:tcW w:type="dxa" w:w="964"/>
-          </w:tcPr>
-          <w:p>
-            <w:r>
-              <w:rPr>
-                <w:b/>
-                <w:i w:val="0"/>
-                <w:color w:val="EA580C"/>
-                <w:sz w:val="16"/>
-              </w:rPr>
-              <w:t>Moyenne</w:t>
-            </w:r>
-          </w:p>
-        </w:tc>
-        <w:tc>
-          <w:tcPr>
-            <w:tcW w:type="dxa" w:w="1247"/>
-          </w:tcPr>
-          <w:p>
-            <w:r>
-              <w:rPr>
-                <w:b/>
-                <w:i w:val="0"/>
-                <w:sz w:val="16"/>
-              </w:rPr>
-              <w:t>S01</w:t>
-              <w:br/>
-            </w:r>
-            <w:r>
-              <w:rPr>
-                <w:b w:val="0"/>
-                <w:i w:val="0"/>
-                <w:color w:val="64748B"/>
-                <w:sz w:val="14"/>
-              </w:rPr>
-              <w:t>Démographie</w:t>
-            </w:r>
-          </w:p>
-        </w:tc>
-        <w:tc>
-          <w:tcPr>
-            <w:tcW w:type="dxa" w:w="1531"/>
-          </w:tcPr>
-          <w:p>
-            <w:r>
-              <w:rPr>
-                <w:b/>
-                <w:i w:val="0"/>
-                <w:color w:val="16A34A"/>
-                <w:sz w:val="16"/>
-              </w:rPr>
-              <w:t>—</w:t>
-            </w:r>
-          </w:p>
-        </w:tc>
-        <w:tc>
-          <w:tcPr>
-            <w:tcW w:type="dxa" w:w="1191"/>
-          </w:tcPr>
-          <w:p>
-            <w:r>
-              <w:rPr>
-                <w:b w:val="0"/>
-                <w:i w:val="0"/>
-                <w:color w:val="64748B"/>
-                <w:sz w:val="16"/>
-              </w:rPr>
-              <w:t>GT-CQ</w:t>
-            </w:r>
-          </w:p>
-        </w:tc>
-        <w:tc>
-          <w:tcPr>
-            <w:tcW w:type="dxa" w:w="4706"/>
-          </w:tcPr>
-          <w:p>
-            <w:r>
-              <w:rPr>
-                <w:b w:val="0"/>
-                <w:i w:val="0"/>
-                <w:sz w:val="17"/>
-              </w:rPr>
-              <w:t>Prière de verifier l'information donnée par ISMAILA NDAO ou corriger au niveau de la section 1.</w:t>
-            </w:r>
-          </w:p>
-        </w:tc>
-      </w:tr>
-      <w:tr>
-        <w:tc>
-          <w:tcPr>
-            <w:tcW w:type="dxa" w:w="964"/>
-          </w:tcPr>
-          <w:p>
-            <w:r>
-              <w:rPr>
-                <w:b/>
-                <w:i w:val="0"/>
-                <w:color w:val="EA580C"/>
-                <w:sz w:val="16"/>
-              </w:rPr>
-              <w:t>Moyenne</w:t>
-            </w:r>
-          </w:p>
-        </w:tc>
-        <w:tc>
-          <w:tcPr>
-            <w:tcW w:type="dxa" w:w="1247"/>
-          </w:tcPr>
-          <w:p>
-            <w:r>
-              <w:rPr>
-                <w:b/>
-                <w:i w:val="0"/>
-                <w:sz w:val="16"/>
-              </w:rPr>
-              <w:t>S01</w:t>
-              <w:br/>
-            </w:r>
-            <w:r>
-              <w:rPr>
-                <w:b w:val="0"/>
-                <w:i w:val="0"/>
-                <w:color w:val="64748B"/>
-                <w:sz w:val="14"/>
-              </w:rPr>
-              <w:t>Démographie</w:t>
-            </w:r>
-          </w:p>
-        </w:tc>
-        <w:tc>
-          <w:tcPr>
-            <w:tcW w:type="dxa" w:w="1531"/>
-          </w:tcPr>
-          <w:p>
-            <w:r>
-              <w:rPr>
-                <w:b/>
-                <w:i w:val="0"/>
-                <w:color w:val="16A34A"/>
-                <w:sz w:val="16"/>
-              </w:rPr>
-              <w:t>—</w:t>
-            </w:r>
-          </w:p>
-        </w:tc>
-        <w:tc>
-          <w:tcPr>
-            <w:tcW w:type="dxa" w:w="1191"/>
-          </w:tcPr>
-          <w:p>
-            <w:r>
-              <w:rPr>
-                <w:b w:val="0"/>
-                <w:i w:val="0"/>
-                <w:color w:val="64748B"/>
-                <w:sz w:val="16"/>
-              </w:rPr>
-              <w:t>GT-CQ</w:t>
-            </w:r>
-          </w:p>
-        </w:tc>
-        <w:tc>
-          <w:tcPr>
-            <w:tcW w:type="dxa" w:w="4706"/>
-          </w:tcPr>
-          <w:p>
-            <w:r>
-              <w:rPr>
-                <w:b w:val="0"/>
-                <w:i w:val="0"/>
-                <w:sz w:val="17"/>
-              </w:rPr>
-              <w:t>Prière de verifier l'information donnée par MARIAMA NDAO ou corriger au niveau de la section 1.</w:t>
-            </w:r>
-          </w:p>
-        </w:tc>
-      </w:tr>
-      <w:tr>
-        <w:tc>
-          <w:tcPr>
-            <w:tcW w:type="dxa" w:w="964"/>
-          </w:tcPr>
-          <w:p>
-            <w:r>
-              <w:rPr>
-                <w:b/>
-                <w:i w:val="0"/>
-                <w:color w:val="EA580C"/>
-                <w:sz w:val="16"/>
-              </w:rPr>
-              <w:t>Moyenne</w:t>
-            </w:r>
-          </w:p>
-        </w:tc>
-        <w:tc>
-          <w:tcPr>
-            <w:tcW w:type="dxa" w:w="1247"/>
-          </w:tcPr>
-          <w:p>
-            <w:r>
-              <w:rPr>
-                <w:b/>
-                <w:i w:val="0"/>
-                <w:sz w:val="16"/>
-              </w:rPr>
-              <w:t>S01</w:t>
-              <w:br/>
-            </w:r>
-            <w:r>
-              <w:rPr>
-                <w:b w:val="0"/>
-                <w:i w:val="0"/>
-                <w:color w:val="64748B"/>
-                <w:sz w:val="14"/>
-              </w:rPr>
-              <w:t>Démographie</w:t>
-            </w:r>
-          </w:p>
-        </w:tc>
-        <w:tc>
-          <w:tcPr>
-            <w:tcW w:type="dxa" w:w="1531"/>
-          </w:tcPr>
-          <w:p>
-            <w:r>
-              <w:rPr>
-                <w:b/>
-                <w:i w:val="0"/>
-                <w:color w:val="16A34A"/>
-                <w:sz w:val="16"/>
-              </w:rPr>
-              <w:t>—</w:t>
-            </w:r>
-          </w:p>
-        </w:tc>
-        <w:tc>
-          <w:tcPr>
-            <w:tcW w:type="dxa" w:w="1191"/>
-          </w:tcPr>
-          <w:p>
-            <w:r>
-              <w:rPr>
-                <w:b w:val="0"/>
-                <w:i w:val="0"/>
-                <w:color w:val="64748B"/>
-                <w:sz w:val="16"/>
-              </w:rPr>
-              <w:t>GT-CQ</w:t>
-            </w:r>
-          </w:p>
-        </w:tc>
-        <w:tc>
-          <w:tcPr>
-            <w:tcW w:type="dxa" w:w="4706"/>
-          </w:tcPr>
-          <w:p>
-            <w:r>
-              <w:rPr>
-                <w:b w:val="0"/>
-                <w:i w:val="0"/>
-                <w:sz w:val="17"/>
-              </w:rPr>
-              <w:t>Prière de verifier l'information donnée par SAMBA NDAO ou corriger au niveau de la section 1.</w:t>
-            </w:r>
-          </w:p>
-        </w:tc>
-      </w:tr>
-      <w:tr>
-        <w:tc>
-          <w:tcPr>
-            <w:tcW w:type="dxa" w:w="964"/>
-          </w:tcPr>
-          <w:p>
-            <w:r>
-              <w:rPr>
-                <w:b/>
-                <w:i w:val="0"/>
-                <w:color w:val="EA580C"/>
-                <w:sz w:val="16"/>
-              </w:rPr>
-              <w:t>Moyenne</w:t>
-            </w:r>
-          </w:p>
-        </w:tc>
-        <w:tc>
-          <w:tcPr>
-            <w:tcW w:type="dxa" w:w="1247"/>
-          </w:tcPr>
-          <w:p>
-            <w:r>
-              <w:rPr>
-                <w:b/>
-                <w:i w:val="0"/>
-                <w:sz w:val="16"/>
-              </w:rPr>
-              <w:t>S01</w:t>
-              <w:br/>
-            </w:r>
-            <w:r>
-              <w:rPr>
-                <w:b w:val="0"/>
-                <w:i w:val="0"/>
-                <w:color w:val="64748B"/>
-                <w:sz w:val="14"/>
-              </w:rPr>
-              <w:t>Démographie</w:t>
-            </w:r>
-          </w:p>
-        </w:tc>
-        <w:tc>
-          <w:tcPr>
-            <w:tcW w:type="dxa" w:w="1531"/>
-          </w:tcPr>
-          <w:p>
-            <w:r>
-              <w:rPr>
-                <w:b/>
-                <w:i w:val="0"/>
-                <w:color w:val="16A34A"/>
-                <w:sz w:val="16"/>
-              </w:rPr>
-              <w:t>—</w:t>
-            </w:r>
-          </w:p>
-        </w:tc>
-        <w:tc>
-          <w:tcPr>
-            <w:tcW w:type="dxa" w:w="1191"/>
-          </w:tcPr>
-          <w:p>
-            <w:r>
-              <w:rPr>
-                <w:b w:val="0"/>
-                <w:i w:val="0"/>
-                <w:color w:val="64748B"/>
-                <w:sz w:val="16"/>
-              </w:rPr>
-              <w:t>GT-CQ</w:t>
-            </w:r>
-          </w:p>
-        </w:tc>
-        <w:tc>
-          <w:tcPr>
-            <w:tcW w:type="dxa" w:w="4706"/>
-          </w:tcPr>
-          <w:p>
-            <w:r>
-              <w:rPr>
-                <w:b w:val="0"/>
-                <w:i w:val="0"/>
-                <w:sz w:val="17"/>
-              </w:rPr>
-              <w:t>Prière de verifier l'information donnée par SELBE NDAO ou corriger au niveau de la section 1.</w:t>
-            </w:r>
-          </w:p>
-        </w:tc>
-      </w:tr>
-      <w:tr>
-        <w:tc>
-          <w:tcPr>
-            <w:tcW w:type="dxa" w:w="964"/>
-          </w:tcPr>
-          <w:p>
-            <w:r>
-              <w:rPr>
-                <w:b/>
-                <w:i w:val="0"/>
-                <w:color w:val="EA580C"/>
-                <w:sz w:val="16"/>
-              </w:rPr>
-              <w:t>Moyenne</w:t>
-            </w:r>
-          </w:p>
-        </w:tc>
-        <w:tc>
-          <w:tcPr>
-            <w:tcW w:type="dxa" w:w="1247"/>
-          </w:tcPr>
-          <w:p>
-            <w:r>
-              <w:rPr>
-                <w:b/>
-                <w:i w:val="0"/>
-                <w:sz w:val="16"/>
-              </w:rPr>
-              <w:t>S01</w:t>
-              <w:br/>
-            </w:r>
-            <w:r>
-              <w:rPr>
-                <w:b w:val="0"/>
-                <w:i w:val="0"/>
-                <w:color w:val="64748B"/>
-                <w:sz w:val="14"/>
-              </w:rPr>
-              <w:t>Démographie</w:t>
-            </w:r>
-          </w:p>
-        </w:tc>
-        <w:tc>
-          <w:tcPr>
-            <w:tcW w:type="dxa" w:w="1531"/>
-          </w:tcPr>
-          <w:p>
-            <w:r>
-              <w:rPr>
-                <w:b/>
-                <w:i w:val="0"/>
-                <w:color w:val="16A34A"/>
-                <w:sz w:val="16"/>
-              </w:rPr>
-              <w:t>s00q27, s01q03a, s01q03b, s01q03c, s01q00b</w:t>
-            </w:r>
-          </w:p>
-        </w:tc>
-        <w:tc>
-          <w:tcPr>
-            <w:tcW w:type="dxa" w:w="1191"/>
-          </w:tcPr>
-          <w:p>
-            <w:r>
-              <w:rPr>
-                <w:b w:val="0"/>
-                <w:i w:val="0"/>
-                <w:color w:val="64748B"/>
-                <w:sz w:val="16"/>
-              </w:rPr>
-              <w:t>GT-CQ</w:t>
-            </w:r>
-          </w:p>
-        </w:tc>
-        <w:tc>
-          <w:tcPr>
-            <w:tcW w:type="dxa" w:w="4706"/>
-          </w:tcPr>
-          <w:p>
-            <w:r>
-              <w:rPr>
-                <w:b w:val="0"/>
-                <w:i w:val="0"/>
-                <w:sz w:val="17"/>
-              </w:rPr>
-              <w:t>Les informations sur l'acte de naissance (ni Jours, ni mois et ni années) de  DIB NDAO  manquent, s'il vous plait pouvez-vous fournir d'effort pour avoir ces informations.</w:t>
-            </w:r>
-          </w:p>
-        </w:tc>
-      </w:tr>
-      <w:tr>
-        <w:tc>
-          <w:tcPr>
-            <w:tcW w:type="dxa" w:w="964"/>
-          </w:tcPr>
-          <w:p>
-            <w:r>
-              <w:rPr>
-                <w:b/>
-                <w:i w:val="0"/>
-                <w:color w:val="EA580C"/>
-                <w:sz w:val="16"/>
-              </w:rPr>
-              <w:t>Moyenne</w:t>
-            </w:r>
-          </w:p>
-        </w:tc>
-        <w:tc>
-          <w:tcPr>
-            <w:tcW w:type="dxa" w:w="1247"/>
-          </w:tcPr>
-          <w:p>
-            <w:r>
-              <w:rPr>
-                <w:b/>
-                <w:i w:val="0"/>
-                <w:sz w:val="16"/>
-              </w:rPr>
-              <w:t>S01</w:t>
-              <w:br/>
-            </w:r>
-            <w:r>
-              <w:rPr>
-                <w:b w:val="0"/>
-                <w:i w:val="0"/>
-                <w:color w:val="64748B"/>
-                <w:sz w:val="14"/>
-              </w:rPr>
-              <w:t>Démographie</w:t>
-            </w:r>
-          </w:p>
-        </w:tc>
-        <w:tc>
-          <w:tcPr>
-            <w:tcW w:type="dxa" w:w="1531"/>
-          </w:tcPr>
-          <w:p>
-            <w:r>
-              <w:rPr>
-                <w:b/>
-                <w:i w:val="0"/>
-                <w:color w:val="16A34A"/>
-                <w:sz w:val="16"/>
-              </w:rPr>
-              <w:t>—</w:t>
-            </w:r>
-          </w:p>
-        </w:tc>
-        <w:tc>
-          <w:tcPr>
-            <w:tcW w:type="dxa" w:w="1191"/>
-          </w:tcPr>
-          <w:p>
-            <w:r>
-              <w:rPr>
-                <w:b w:val="0"/>
-                <w:i w:val="0"/>
-                <w:color w:val="64748B"/>
-                <w:sz w:val="16"/>
-              </w:rPr>
-              <w:t>GT-CQ</w:t>
-            </w:r>
-          </w:p>
-        </w:tc>
-        <w:tc>
-          <w:tcPr>
-            <w:tcW w:type="dxa" w:w="4706"/>
-          </w:tcPr>
-          <w:p>
-            <w:r>
-              <w:rPr>
-                <w:b w:val="0"/>
-                <w:i w:val="0"/>
-                <w:sz w:val="17"/>
-              </w:rPr>
-              <w:t>Dans le cas contraire rassurez vous que c'est bien son fils/fille biologique.</w:t>
-            </w:r>
-          </w:p>
-        </w:tc>
-      </w:tr>
-      <w:tr>
-        <w:tc>
-          <w:tcPr>
-            <w:tcW w:type="dxa" w:w="964"/>
-          </w:tcPr>
-          <w:p>
-            <w:r>
-              <w:rPr>
-                <w:b/>
-                <w:i w:val="0"/>
-                <w:color w:val="EA580C"/>
-                <w:sz w:val="16"/>
-              </w:rPr>
-              <w:t>Moyenne</w:t>
-            </w:r>
-          </w:p>
-        </w:tc>
-        <w:tc>
-          <w:tcPr>
-            <w:tcW w:type="dxa" w:w="1247"/>
-          </w:tcPr>
-          <w:p>
-            <w:r>
-              <w:rPr>
-                <w:b/>
-                <w:i w:val="0"/>
-                <w:sz w:val="16"/>
-              </w:rPr>
-              <w:t>S01</w:t>
-              <w:br/>
-            </w:r>
-            <w:r>
-              <w:rPr>
-                <w:b w:val="0"/>
-                <w:i w:val="0"/>
-                <w:color w:val="64748B"/>
-                <w:sz w:val="14"/>
-              </w:rPr>
-              <w:t>Démographie</w:t>
-            </w:r>
-          </w:p>
-        </w:tc>
-        <w:tc>
-          <w:tcPr>
-            <w:tcW w:type="dxa" w:w="1531"/>
-          </w:tcPr>
-          <w:p>
-            <w:r>
-              <w:rPr>
-                <w:b/>
-                <w:i w:val="0"/>
-                <w:color w:val="16A34A"/>
-                <w:sz w:val="16"/>
-              </w:rPr>
-              <w:t>—</w:t>
-            </w:r>
-          </w:p>
-        </w:tc>
-        <w:tc>
-          <w:tcPr>
-            <w:tcW w:type="dxa" w:w="1191"/>
-          </w:tcPr>
-          <w:p>
-            <w:r>
-              <w:rPr>
-                <w:b w:val="0"/>
-                <w:i w:val="0"/>
-                <w:color w:val="64748B"/>
-                <w:sz w:val="16"/>
-              </w:rPr>
-              <w:t>GT-CQ</w:t>
-            </w:r>
-          </w:p>
-        </w:tc>
-        <w:tc>
-          <w:tcPr>
-            <w:tcW w:type="dxa" w:w="4706"/>
-          </w:tcPr>
-          <w:p>
-            <w:r>
-              <w:rPr>
-                <w:b w:val="0"/>
-                <w:i w:val="0"/>
-                <w:sz w:val="17"/>
-              </w:rPr>
-              <w:t>Prière de verifier l'information donnée par DIB NDAO ou corriger au niveau de la section 1.</w:t>
-            </w:r>
-          </w:p>
-        </w:tc>
-      </w:tr>
-      <w:tr>
-        <w:tc>
-          <w:tcPr>
-            <w:tcW w:type="dxa" w:w="964"/>
-          </w:tcPr>
-          <w:p>
-            <w:r>
-              <w:rPr>
-                <w:b/>
-                <w:i w:val="0"/>
-                <w:color w:val="EA580C"/>
-                <w:sz w:val="16"/>
-              </w:rPr>
-              <w:t>Moyenne</w:t>
-            </w:r>
-          </w:p>
-        </w:tc>
-        <w:tc>
-          <w:tcPr>
-            <w:tcW w:type="dxa" w:w="1247"/>
-          </w:tcPr>
-          <w:p>
-            <w:r>
-              <w:rPr>
-                <w:b/>
-                <w:i w:val="0"/>
-                <w:sz w:val="16"/>
-              </w:rPr>
-              <w:t>S01</w:t>
-              <w:br/>
-            </w:r>
-            <w:r>
-              <w:rPr>
-                <w:b w:val="0"/>
-                <w:i w:val="0"/>
-                <w:color w:val="64748B"/>
-                <w:sz w:val="14"/>
-              </w:rPr>
-              <w:t>Démographie</w:t>
-            </w:r>
-          </w:p>
-        </w:tc>
-        <w:tc>
-          <w:tcPr>
-            <w:tcW w:type="dxa" w:w="1531"/>
-          </w:tcPr>
-          <w:p>
-            <w:r>
-              <w:rPr>
-                <w:b/>
-                <w:i w:val="0"/>
-                <w:color w:val="16A34A"/>
-                <w:sz w:val="16"/>
-              </w:rPr>
-              <w:t>s00q27, s01q03a, s01q03b, s01q03c, s01q00b</w:t>
-            </w:r>
-          </w:p>
-        </w:tc>
-        <w:tc>
-          <w:tcPr>
-            <w:tcW w:type="dxa" w:w="1191"/>
-          </w:tcPr>
-          <w:p>
-            <w:r>
-              <w:rPr>
-                <w:b w:val="0"/>
-                <w:i w:val="0"/>
-                <w:color w:val="64748B"/>
-                <w:sz w:val="16"/>
-              </w:rPr>
-              <w:t>GT-CQ</w:t>
-            </w:r>
-          </w:p>
-        </w:tc>
-        <w:tc>
-          <w:tcPr>
-            <w:tcW w:type="dxa" w:w="4706"/>
-          </w:tcPr>
-          <w:p>
-            <w:r>
-              <w:rPr>
-                <w:b w:val="0"/>
-                <w:i w:val="0"/>
-                <w:sz w:val="17"/>
-              </w:rPr>
-              <w:t>Les informations sur l'acte de naissance (ni Jours, ni mois et ni années) de  MARIAMA FALL  manquent, s'il vous plait pouvez-vous fournir d'effort pour avoir ces informations.</w:t>
-            </w:r>
-          </w:p>
-        </w:tc>
-      </w:tr>
-      <w:tr>
-        <w:tc>
-          <w:tcPr>
-            <w:tcW w:type="dxa" w:w="964"/>
-          </w:tcPr>
-          <w:p>
-            <w:r>
-              <w:rPr>
-                <w:b/>
-                <w:i w:val="0"/>
-                <w:color w:val="EA580C"/>
-                <w:sz w:val="16"/>
-              </w:rPr>
-              <w:t>Moyenne</w:t>
-            </w:r>
-          </w:p>
-        </w:tc>
-        <w:tc>
-          <w:tcPr>
-            <w:tcW w:type="dxa" w:w="1247"/>
-          </w:tcPr>
-          <w:p>
-            <w:r>
-              <w:rPr>
-                <w:b/>
-                <w:i w:val="0"/>
-                <w:sz w:val="16"/>
-              </w:rPr>
-              <w:t>S01</w:t>
-              <w:br/>
-            </w:r>
-            <w:r>
-              <w:rPr>
-                <w:b w:val="0"/>
-                <w:i w:val="0"/>
-                <w:color w:val="64748B"/>
-                <w:sz w:val="14"/>
-              </w:rPr>
-              <w:t>Démographie</w:t>
-            </w:r>
-          </w:p>
-        </w:tc>
-        <w:tc>
-          <w:tcPr>
-            <w:tcW w:type="dxa" w:w="1531"/>
-          </w:tcPr>
-          <w:p>
-            <w:r>
-              <w:rPr>
-                <w:b/>
-                <w:i w:val="0"/>
-                <w:color w:val="16A34A"/>
-                <w:sz w:val="16"/>
-              </w:rPr>
-              <w:t>s01q10_1</w:t>
-            </w:r>
-          </w:p>
-        </w:tc>
-        <w:tc>
-          <w:tcPr>
-            <w:tcW w:type="dxa" w:w="1191"/>
-          </w:tcPr>
-          <w:p>
-            <w:r>
-              <w:rPr>
-                <w:b w:val="0"/>
-                <w:i w:val="0"/>
-                <w:color w:val="64748B"/>
-                <w:sz w:val="16"/>
-              </w:rPr>
-              <w:t>GT-CQ</w:t>
-            </w:r>
-          </w:p>
-        </w:tc>
-        <w:tc>
-          <w:tcPr>
-            <w:tcW w:type="dxa" w:w="4706"/>
-          </w:tcPr>
-          <w:p>
-            <w:r>
-              <w:rPr>
-                <w:b w:val="0"/>
-                <w:i w:val="0"/>
-                <w:sz w:val="17"/>
-              </w:rPr>
-              <w:t>La taille du ménage lors de l'enquête principale (17) de ce ménage est inférieur à la taille du denombrement (18), prière de fournir des explications concrètes ou aller revisiter le ménage.</w:t>
-            </w:r>
-          </w:p>
-        </w:tc>
-      </w:tr>
-      <w:tr>
-        <w:tc>
-          <w:tcPr>
-            <w:tcW w:type="dxa" w:w="964"/>
-          </w:tcPr>
-          <w:p>
-            <w:r>
-              <w:rPr>
-                <w:b/>
-                <w:i w:val="0"/>
-                <w:color w:val="EA580C"/>
-                <w:sz w:val="16"/>
-              </w:rPr>
-              <w:t>Moyenne</w:t>
-            </w:r>
-          </w:p>
-        </w:tc>
-        <w:tc>
-          <w:tcPr>
-            <w:tcW w:type="dxa" w:w="1247"/>
-          </w:tcPr>
-          <w:p>
-            <w:r>
-              <w:rPr>
-                <w:b/>
-                <w:i w:val="0"/>
-                <w:sz w:val="16"/>
-              </w:rPr>
-              <w:t>S02</w:t>
-              <w:br/>
-            </w:r>
-            <w:r>
-              <w:rPr>
-                <w:b w:val="0"/>
-                <w:i w:val="0"/>
-                <w:color w:val="64748B"/>
-                <w:sz w:val="14"/>
-              </w:rPr>
-              <w:t>Éducation</w:t>
-            </w:r>
-          </w:p>
-        </w:tc>
-        <w:tc>
-          <w:tcPr>
-            <w:tcW w:type="dxa" w:w="1531"/>
-          </w:tcPr>
-          <w:p>
-            <w:r>
-              <w:rPr>
-                <w:b/>
-                <w:i w:val="0"/>
-                <w:color w:val="16A34A"/>
-                <w:sz w:val="16"/>
-              </w:rPr>
-              <w:t>—</w:t>
-            </w:r>
-          </w:p>
-        </w:tc>
-        <w:tc>
-          <w:tcPr>
-            <w:tcW w:type="dxa" w:w="1191"/>
-          </w:tcPr>
-          <w:p>
-            <w:r>
-              <w:rPr>
-                <w:b w:val="0"/>
-                <w:i w:val="0"/>
-                <w:color w:val="64748B"/>
-                <w:sz w:val="16"/>
-              </w:rPr>
-              <w:t>GT-CQ</w:t>
-            </w:r>
-          </w:p>
-        </w:tc>
-        <w:tc>
-          <w:tcPr>
-            <w:tcW w:type="dxa" w:w="4706"/>
-          </w:tcPr>
-          <w:p>
-            <w:r>
-              <w:rPr>
-                <w:b w:val="0"/>
-                <w:i w:val="0"/>
-                <w:sz w:val="17"/>
-              </w:rPr>
-              <w:t>Attention!!! le montant payé pour les frais de scolarité ( 5000 FCFA) de COUMBA NDAO 2  qui fréquente 1ére année de Secondaire 1 (Moyen) Général semble faible.</w:t>
-            </w:r>
-          </w:p>
-        </w:tc>
-      </w:tr>
-      <w:tr>
-        <w:tc>
-          <w:tcPr>
-            <w:tcW w:type="dxa" w:w="964"/>
-          </w:tcPr>
-          <w:p>
-            <w:r>
-              <w:rPr>
-                <w:b/>
-                <w:i w:val="0"/>
-                <w:color w:val="EA580C"/>
-                <w:sz w:val="16"/>
-              </w:rPr>
-              <w:t>Moyenne</w:t>
-            </w:r>
-          </w:p>
-        </w:tc>
-        <w:tc>
-          <w:tcPr>
-            <w:tcW w:type="dxa" w:w="1247"/>
-          </w:tcPr>
-          <w:p>
-            <w:r>
-              <w:rPr>
-                <w:b/>
-                <w:i w:val="0"/>
-                <w:sz w:val="16"/>
-              </w:rPr>
-              <w:t>S02</w:t>
-              <w:br/>
-            </w:r>
-            <w:r>
-              <w:rPr>
-                <w:b w:val="0"/>
-                <w:i w:val="0"/>
-                <w:color w:val="64748B"/>
-                <w:sz w:val="14"/>
-              </w:rPr>
-              <w:t>Éducation</w:t>
-            </w:r>
-          </w:p>
-        </w:tc>
-        <w:tc>
-          <w:tcPr>
-            <w:tcW w:type="dxa" w:w="1531"/>
-          </w:tcPr>
-          <w:p>
-            <w:r>
-              <w:rPr>
-                <w:b/>
-                <w:i w:val="0"/>
-                <w:color w:val="16A34A"/>
-                <w:sz w:val="16"/>
-              </w:rPr>
-              <w:t>—</w:t>
-            </w:r>
-          </w:p>
-        </w:tc>
-        <w:tc>
-          <w:tcPr>
-            <w:tcW w:type="dxa" w:w="1191"/>
-          </w:tcPr>
-          <w:p>
-            <w:r>
-              <w:rPr>
-                <w:b w:val="0"/>
-                <w:i w:val="0"/>
-                <w:color w:val="64748B"/>
-                <w:sz w:val="16"/>
-              </w:rPr>
-              <w:t>GT-CQ</w:t>
-            </w:r>
-          </w:p>
-        </w:tc>
-        <w:tc>
-          <w:tcPr>
-            <w:tcW w:type="dxa" w:w="4706"/>
-          </w:tcPr>
-          <w:p>
-            <w:r>
-              <w:rPr>
-                <w:b w:val="0"/>
-                <w:i w:val="0"/>
-                <w:sz w:val="17"/>
-              </w:rPr>
-              <w:t>Veuillez verifier cette information auprès de l'enquêté ou confirmer avec le QG.</w:t>
-            </w:r>
-          </w:p>
-        </w:tc>
-      </w:tr>
-      <w:tr>
-        <w:tc>
-          <w:tcPr>
-            <w:tcW w:type="dxa" w:w="964"/>
-          </w:tcPr>
-          <w:p>
-            <w:r>
-              <w:rPr>
-                <w:b/>
-                <w:i w:val="0"/>
-                <w:color w:val="EA580C"/>
-                <w:sz w:val="16"/>
-              </w:rPr>
-              <w:t>Moyenne</w:t>
-            </w:r>
-          </w:p>
-        </w:tc>
-        <w:tc>
-          <w:tcPr>
-            <w:tcW w:type="dxa" w:w="1247"/>
-          </w:tcPr>
-          <w:p>
-            <w:r>
-              <w:rPr>
-                <w:b/>
-                <w:i w:val="0"/>
-                <w:sz w:val="16"/>
-              </w:rPr>
-              <w:t>S02</w:t>
-              <w:br/>
-            </w:r>
-            <w:r>
-              <w:rPr>
-                <w:b w:val="0"/>
-                <w:i w:val="0"/>
-                <w:color w:val="64748B"/>
-                <w:sz w:val="14"/>
-              </w:rPr>
-              <w:t>Éducation</w:t>
-            </w:r>
-          </w:p>
-        </w:tc>
-        <w:tc>
-          <w:tcPr>
-            <w:tcW w:type="dxa" w:w="1531"/>
-          </w:tcPr>
-          <w:p>
-            <w:r>
-              <w:rPr>
-                <w:b/>
-                <w:i w:val="0"/>
-                <w:color w:val="16A34A"/>
-                <w:sz w:val="16"/>
-              </w:rPr>
-              <w:t>s01q63, s00q04, s02q25, s01q00b, s02q17_2, s02q15_2</w:t>
-            </w:r>
-          </w:p>
-        </w:tc>
-        <w:tc>
-          <w:tcPr>
-            <w:tcW w:type="dxa" w:w="1191"/>
-          </w:tcPr>
-          <w:p>
-            <w:r>
-              <w:rPr>
-                <w:b w:val="0"/>
-                <w:i w:val="0"/>
-                <w:color w:val="64748B"/>
-                <w:sz w:val="16"/>
-              </w:rPr>
-              <w:t>GT-CQ</w:t>
-            </w:r>
-          </w:p>
-        </w:tc>
-        <w:tc>
-          <w:tcPr>
-            <w:tcW w:type="dxa" w:w="4706"/>
-          </w:tcPr>
-          <w:p>
-            <w:r>
-              <w:rPr>
-                <w:b w:val="0"/>
-                <w:i w:val="0"/>
-                <w:sz w:val="17"/>
-              </w:rPr>
               <w:t>Dans les milieux urbains c'est peu probable de voir une école dont les élèves ou étudiants ne dépensent pas en frais d'uniformes, prière de verifier pour COUMBA NDAO 2 qui fréquente 1ére année de Secondaire 1 (Moyen) Général et corriger ou confirmer avec le QG.</w:t>
-            </w:r>
-          </w:p>
-        </w:tc>
-      </w:tr>
-      <w:tr>
-        <w:tc>
-          <w:tcPr>
-            <w:tcW w:type="dxa" w:w="964"/>
-          </w:tcPr>
-          <w:p>
-            <w:r>
-              <w:rPr>
-                <w:b/>
-                <w:i w:val="0"/>
-                <w:color w:val="EA580C"/>
-                <w:sz w:val="16"/>
-              </w:rPr>
-              <w:t>Moyenne</w:t>
-            </w:r>
-          </w:p>
-        </w:tc>
-        <w:tc>
-          <w:tcPr>
-            <w:tcW w:type="dxa" w:w="1247"/>
-          </w:tcPr>
-          <w:p>
-            <w:r>
-              <w:rPr>
-                <w:b/>
-                <w:i w:val="0"/>
-                <w:sz w:val="16"/>
-              </w:rPr>
-              <w:t>S02</w:t>
-              <w:br/>
-            </w:r>
-            <w:r>
-              <w:rPr>
-                <w:b w:val="0"/>
-                <w:i w:val="0"/>
-                <w:color w:val="64748B"/>
-                <w:sz w:val="14"/>
-              </w:rPr>
-              <w:t>Éducation</w:t>
-            </w:r>
-          </w:p>
-        </w:tc>
-        <w:tc>
-          <w:tcPr>
-            <w:tcW w:type="dxa" w:w="1531"/>
-          </w:tcPr>
-          <w:p>
-            <w:r>
-              <w:rPr>
-                <w:b/>
-                <w:i w:val="0"/>
-                <w:color w:val="16A34A"/>
-                <w:sz w:val="16"/>
-              </w:rPr>
-              <w:t>—</w:t>
-            </w:r>
-          </w:p>
-        </w:tc>
-        <w:tc>
-          <w:tcPr>
-            <w:tcW w:type="dxa" w:w="1191"/>
-          </w:tcPr>
-          <w:p>
-            <w:r>
-              <w:rPr>
-                <w:b w:val="0"/>
-                <w:i w:val="0"/>
-                <w:color w:val="64748B"/>
-                <w:sz w:val="16"/>
-              </w:rPr>
-              <w:t>GT-CQ</w:t>
-            </w:r>
-          </w:p>
-        </w:tc>
-        <w:tc>
-          <w:tcPr>
-            <w:tcW w:type="dxa" w:w="4706"/>
-          </w:tcPr>
-          <w:p>
-            <w:r>
-              <w:rPr>
-                <w:b w:val="0"/>
-                <w:i w:val="0"/>
-                <w:sz w:val="17"/>
-              </w:rPr>
-              <w:t>veuillez, s'il vous plait, confirmer la cotisation ( 2000 FCFA) payée de ABDOU AZIZ NDAO avec le QG ou apporter les corrections nécessaires.</w:t>
-            </w:r>
-          </w:p>
-        </w:tc>
-      </w:tr>
-      <w:tr>
-        <w:tc>
-          <w:tcPr>
-            <w:tcW w:type="dxa" w:w="964"/>
-          </w:tcPr>
-          <w:p>
-            <w:r>
-              <w:rPr>
-                <w:b/>
-                <w:i w:val="0"/>
-                <w:color w:val="EA580C"/>
-                <w:sz w:val="16"/>
-              </w:rPr>
-              <w:t>Moyenne</w:t>
-            </w:r>
-          </w:p>
-        </w:tc>
-        <w:tc>
-          <w:tcPr>
-            <w:tcW w:type="dxa" w:w="1247"/>
-          </w:tcPr>
-          <w:p>
-            <w:r>
-              <w:rPr>
-                <w:b/>
-                <w:i w:val="0"/>
-                <w:sz w:val="16"/>
-              </w:rPr>
-              <w:t>S02</w:t>
-              <w:br/>
-            </w:r>
-            <w:r>
-              <w:rPr>
-                <w:b w:val="0"/>
-                <w:i w:val="0"/>
-                <w:color w:val="64748B"/>
-                <w:sz w:val="14"/>
-              </w:rPr>
-              <w:t>Éducation</w:t>
-            </w:r>
-          </w:p>
-        </w:tc>
-        <w:tc>
-          <w:tcPr>
-            <w:tcW w:type="dxa" w:w="1531"/>
-          </w:tcPr>
-          <w:p>
-            <w:r>
-              <w:rPr>
-                <w:b/>
-                <w:i w:val="0"/>
-                <w:color w:val="16A34A"/>
-                <w:sz w:val="16"/>
-              </w:rPr>
-              <w:t>—</w:t>
-            </w:r>
-          </w:p>
-        </w:tc>
-        <w:tc>
-          <w:tcPr>
-            <w:tcW w:type="dxa" w:w="1191"/>
-          </w:tcPr>
-          <w:p>
-            <w:r>
-              <w:rPr>
-                <w:b w:val="0"/>
-                <w:i w:val="0"/>
-                <w:color w:val="64748B"/>
-                <w:sz w:val="16"/>
-              </w:rPr>
-              <w:t>GT-CQ</w:t>
-            </w:r>
-          </w:p>
-        </w:tc>
-        <w:tc>
-          <w:tcPr>
-            <w:tcW w:type="dxa" w:w="4706"/>
-          </w:tcPr>
-          <w:p>
-            <w:r>
-              <w:rPr>
-                <w:b w:val="0"/>
-                <w:i w:val="0"/>
-                <w:sz w:val="17"/>
-              </w:rPr>
-              <w:t>veuillez, s'il vous plait, confirmer la cotisation ( 2000 FCFA) payée de ABDOU LAHAD NDAO avec le QG ou apporter les corrections nécessaires.</w:t>
             </w:r>
           </w:p>
         </w:tc>
